--- a/publications/jarmanHistoricalCriminologySafeguarding2.docx
+++ b/publications/jarmanHistoricalCriminologySafeguarding2.docx
@@ -7,13 +7,7 @@
         <w:pStyle w:val="Title"/>
       </w:pPr>
       <w:r>
-        <w:t xml:space="preserve">The historical criminology of</w:t>
-      </w:r>
-      <w:r>
-        <w:t xml:space="preserve"> </w:t>
-      </w:r>
-      <w:r>
-        <w:t xml:space="preserve">‘safeguarding’</w:t>
+        <w:t xml:space="preserve">The historical criminology of ‘safeguarding’</w:t>
       </w:r>
     </w:p>
     <w:p>
@@ -76,7 +70,7 @@
         <w:t xml:space="preserve">to understand how institutional practices could conceal abuse behind bureaucratic narratives of efficiency and order. We argue that effective safeguarding requires moving beyond policy compliance to recognise it as an iterative, contested process. This analysis holds important implications for how historical criminological approaches can inform contemporary child protection policy while remaining alert to the complexities of institutional memory and archival interpretation.</w:t>
       </w:r>
     </w:p>
-    <w:bookmarkStart w:id="21" w:name="availablity"/>
+    <w:bookmarkStart w:id="10" w:name="availablity"/>
     <w:p>
       <w:pPr>
         <w:pStyle w:val="Heading1"/>
@@ -95,7 +89,7 @@
       <w:r>
         <w:t xml:space="preserve"> </w:t>
       </w:r>
-      <w:hyperlink r:id="rId20">
+      <w:hyperlink r:id="rId9">
         <w:r>
           <w:rPr>
             <w:rStyle w:val="Hyperlink"/>
@@ -107,7 +101,7 @@
         <w:t xml:space="preserve">.</w:t>
       </w:r>
     </w:p>
-    <w:bookmarkEnd w:id="21"/>
+    <w:bookmarkEnd w:id="10"/>
     <w:sectPr>
       <w:pgSz w:h="15840" w:w="12240"/>
       <w:pgMar w:bottom="1440" w:footer="720" w:gutter="0" w:header="720" w:left="1440" w:right="1440" w:top="1440"/>
